--- a/(e)CRF/Per visite/V2 - Aanmeting voetorthese/Metingen en klinische registratie/24_Meting drukherverdeling voetorthese.docx
+++ b/(e)CRF/Per visite/V2 - Aanmeting voetorthese/Metingen en klinische registratie/24_Meting drukherverdeling voetorthese.docx
@@ -26,7 +26,7 @@
           <w:szCs w:val="28"/>
           <w:lang w:val="en-US"/>
         </w:rPr>
-        <w:t xml:space="preserve">Appendix 24: Pressure redistribution efficacy of </w:t>
+        <w:t>Appendix 24: Pressure redistribution efficacy of CMFO  (visit 2, and months 6, 12 and 18)</w:t>
       </w:r>
       <w:proofErr w:type="gramStart"/>
       <w:r>
@@ -38,7 +38,6 @@
           <w:szCs w:val="28"/>
           <w:lang w:val="en-US"/>
         </w:rPr>
-        <w:t>CMFO  (</w:t>
       </w:r>
       <w:proofErr w:type="gramEnd"/>
       <w:r>
@@ -50,7 +49,6 @@
           <w:szCs w:val="28"/>
           <w:lang w:val="en-US"/>
         </w:rPr>
-        <w:t>visit 2)</w:t>
       </w:r>
     </w:p>
     <w:p>
@@ -324,29 +322,41 @@
       <w:pPr>
         <w:rPr>
           <w:rFonts w:ascii="Calibri" w:hAnsi="Calibri" w:cs="Calibri"/>
-          <w:sz w:val="20"/>
-          <w:szCs w:val="20"/>
+          <w:color w:val="000000" w:themeColor="text1"/>
+          <w:sz w:val="18"/>
+          <w:szCs w:val="18"/>
         </w:rPr>
       </w:pPr>
       <w:r>
         <w:rPr>
           <w:b/>
           <w:bCs/>
+          <w:noProof/>
           <w:color w:val="123A5F"/>
           <w:sz w:val="24"/>
           <w:szCs w:val="24"/>
         </w:rPr>
-        <w:t xml:space="preserve">A1. </w:t>
+        <w:t>A. BINNENSCHOEISEL</w:t>
       </w:r>
       <w:r>
         <w:rPr>
           <w:b/>
           <w:bCs/>
+          <w:noProof/>
           <w:color w:val="123A5F"/>
           <w:sz w:val="24"/>
           <w:szCs w:val="24"/>
         </w:rPr>
-        <w:t>BUITENSCHOEISEL</w:t>
+      </w:r>
+      <w:r>
+        <w:rPr>
+          <w:b/>
+          <w:bCs/>
+          <w:noProof/>
+          <w:color w:val="123A5F"/>
+          <w:sz w:val="24"/>
+          <w:szCs w:val="24"/>
+        </w:rPr>
       </w:r>
     </w:p>
     <w:p>
@@ -384,7 +394,7 @@
         <w:rPr>
           <w:color w:val="24303B"/>
         </w:rPr>
-        <w:t xml:space="preserve">Op blote voeten, waarbij sensoren rechtstreeks op de voet worden bevestigd met dubbelzijdige tape </w:t>
+        <w:t xml:space="preserve">In het schoeisel zonder de diabetische CMFO </w:t>
       </w:r>
     </w:p>
     <w:p>
@@ -401,25 +411,20 @@
         <w:rPr>
           <w:color w:val="24303B"/>
         </w:rPr>
-        <w:t xml:space="preserve">In het schoeisel zonder de diabetische CMFO </w:t>
+        <w:t>In het schoeisel met de diabetische CMFO</w:t>
       </w:r>
     </w:p>
     <w:p>
       <w:pPr>
-        <w:numPr>
-          <w:ilvl w:val="0"/>
-          <w:numId w:val="17"/>
-        </w:numPr>
         <w:rPr>
           <w:rFonts w:ascii="Calibri" w:hAnsi="Calibri" w:cs="Calibri"/>
+          <w:b/>
+          <w:bCs/>
+          <w:color w:val="000000" w:themeColor="text1"/>
+          <w:sz w:val="28"/>
+          <w:szCs w:val="28"/>
         </w:rPr>
       </w:pPr>
-      <w:r>
-        <w:rPr>
-          <w:color w:val="24303B"/>
-        </w:rPr>
-        <w:t>In het schoeisel met de diabetische CMFO</w:t>
-      </w:r>
     </w:p>
     <w:p>
       <w:pPr>
@@ -858,2129 +863,6 @@
       <w:pPr>
         <w:rPr>
           <w:rFonts w:ascii="Calibri" w:hAnsi="Calibri" w:cs="Calibri"/>
-          <w:b/>
-          <w:bCs/>
-          <w:color w:val="EE0000"/>
-          <w:sz w:val="28"/>
-          <w:szCs w:val="28"/>
-        </w:rPr>
-      </w:pPr>
-    </w:p>
-    <w:p>
-      <w:pPr>
-        <w:rPr>
-          <w:rFonts w:ascii="Calibri" w:hAnsi="Calibri" w:cs="Calibri"/>
-        </w:rPr>
-      </w:pPr>
-      <w:r>
-        <w:rPr>
-          <w:b/>
-          <w:bCs/>
-          <w:color w:val="123A5F"/>
-        </w:rPr>
-        <w:lastRenderedPageBreak/>
-        <w:t>Tabel 2. In het schoeisel zonder diabetische CMFO</w:t>
-      </w:r>
-    </w:p>
-    <w:tbl>
-      <w:tblPr>
-        <w:tblStyle w:val="Tabelraster"/>
-        <w:tblW w:w="0" w:type="auto"/>
-        <w:tblLook w:val="04A0" w:firstRow="1" w:lastRow="0" w:firstColumn="1" w:lastColumn="0" w:noHBand="0" w:noVBand="1"/>
-      </w:tblPr>
-      <w:tblGrid>
-        <w:gridCol w:w="3005"/>
-        <w:gridCol w:w="3005"/>
-        <w:gridCol w:w="3006"/>
-      </w:tblGrid>
-      <w:tr>
-        <w:tc>
-          <w:tcPr>
-            <w:tcW w:w="3005" w:type="dxa"/>
-          </w:tcPr>
-          <w:p>
-            <w:pPr>
-              <w:jc w:val="center"/>
-              <w:rPr>
-                <w:rFonts w:ascii="Calibri" w:hAnsi="Calibri" w:cs="Calibri"/>
-                <w:b/>
-                <w:bCs/>
-                <w:sz w:val="24"/>
-                <w:szCs w:val="24"/>
-              </w:rPr>
-            </w:pPr>
-          </w:p>
-        </w:tc>
-        <w:tc>
-          <w:tcPr>
-            <w:tcW w:w="3005" w:type="dxa"/>
-          </w:tcPr>
-          <w:p>
-            <w:pPr>
-              <w:tabs>
-                <w:tab w:val="center" w:pos="1394"/>
-                <w:tab w:val="left" w:pos="2009"/>
-              </w:tabs>
-              <w:rPr>
-                <w:rFonts w:ascii="Calibri" w:hAnsi="Calibri" w:cs="Calibri"/>
-                <w:b/>
-                <w:bCs/>
-                <w:sz w:val="24"/>
-                <w:szCs w:val="24"/>
-              </w:rPr>
-            </w:pPr>
-            <w:r>
-              <w:rPr>
-                <w:b/>
-                <w:bCs/>
-                <w:color w:val="123A5F"/>
-                <w:sz w:val="24"/>
-                <w:szCs w:val="24"/>
-              </w:rPr>
-              <w:tab/>
-              <w:t>Links</w:t>
-            </w:r>
-          </w:p>
-        </w:tc>
-        <w:tc>
-          <w:tcPr>
-            <w:tcW w:w="3006" w:type="dxa"/>
-          </w:tcPr>
-          <w:p>
-            <w:pPr>
-              <w:jc w:val="center"/>
-              <w:rPr>
-                <w:rFonts w:ascii="Calibri" w:hAnsi="Calibri" w:cs="Calibri"/>
-                <w:b/>
-                <w:bCs/>
-                <w:sz w:val="24"/>
-                <w:szCs w:val="24"/>
-              </w:rPr>
-            </w:pPr>
-            <w:r>
-              <w:rPr>
-                <w:b/>
-                <w:bCs/>
-                <w:color w:val="123A5F"/>
-                <w:sz w:val="24"/>
-                <w:szCs w:val="24"/>
-              </w:rPr>
-              <w:t>Rechts</w:t>
-            </w:r>
-          </w:p>
-        </w:tc>
-      </w:tr>
-      <w:tr>
-        <w:tc>
-          <w:tcPr>
-            <w:tcW w:w="3005" w:type="dxa"/>
-          </w:tcPr>
-          <w:p>
-            <w:pPr>
-              <w:jc w:val="center"/>
-              <w:rPr>
-                <w:rFonts w:ascii="Calibri" w:hAnsi="Calibri" w:cs="Calibri"/>
-                <w:b/>
-                <w:bCs/>
-                <w:sz w:val="24"/>
-                <w:szCs w:val="24"/>
-              </w:rPr>
-            </w:pPr>
-            <w:r>
-              <w:rPr>
-                <w:b/>
-                <w:bCs/>
-                <w:color w:val="123A5F"/>
-                <w:sz w:val="24"/>
-                <w:szCs w:val="24"/>
-              </w:rPr>
-              <w:t>Interessegebied</w:t>
-            </w:r>
-          </w:p>
-        </w:tc>
-        <w:tc>
-          <w:tcPr>
-            <w:tcW w:w="3005" w:type="dxa"/>
-          </w:tcPr>
-          <w:p>
-            <w:pPr>
-              <w:jc w:val="center"/>
-              <w:rPr>
-                <w:rFonts w:ascii="Calibri" w:hAnsi="Calibri" w:cs="Calibri"/>
-                <w:b/>
-                <w:bCs/>
-                <w:sz w:val="24"/>
-                <w:szCs w:val="24"/>
-              </w:rPr>
-            </w:pPr>
-            <w:r>
-              <w:rPr>
-                <w:b/>
-                <w:bCs/>
-                <w:color w:val="123A5F"/>
-                <w:sz w:val="24"/>
-                <w:szCs w:val="24"/>
-              </w:rPr>
-              <w:t>Piekdruk (kPa)</w:t>
-            </w:r>
-          </w:p>
-        </w:tc>
-        <w:tc>
-          <w:tcPr>
-            <w:tcW w:w="3006" w:type="dxa"/>
-          </w:tcPr>
-          <w:p>
-            <w:pPr>
-              <w:jc w:val="center"/>
-              <w:rPr>
-                <w:rFonts w:ascii="Calibri" w:hAnsi="Calibri" w:cs="Calibri"/>
-                <w:b/>
-                <w:bCs/>
-                <w:sz w:val="24"/>
-                <w:szCs w:val="24"/>
-              </w:rPr>
-            </w:pPr>
-            <w:r>
-              <w:rPr>
-                <w:b/>
-                <w:bCs/>
-                <w:color w:val="123A5F"/>
-                <w:sz w:val="24"/>
-                <w:szCs w:val="24"/>
-              </w:rPr>
-              <w:t>Piekdruk (kPa)</w:t>
-            </w:r>
-          </w:p>
-        </w:tc>
-      </w:tr>
-      <w:tr>
-        <w:tc>
-          <w:tcPr>
-            <w:tcW w:w="3005" w:type="dxa"/>
-          </w:tcPr>
-          <w:p>
-            <w:pPr>
-              <w:jc w:val="center"/>
-              <w:rPr>
-                <w:rFonts w:ascii="Calibri" w:hAnsi="Calibri" w:cs="Calibri"/>
-              </w:rPr>
-            </w:pPr>
-          </w:p>
-          <w:p>
-            <w:pPr>
-              <w:jc w:val="center"/>
-              <w:rPr>
-                <w:rFonts w:ascii="Calibri" w:hAnsi="Calibri" w:cs="Calibri"/>
-              </w:rPr>
-            </w:pPr>
-            <w:r>
-              <w:rPr>
-                <w:color w:val="24303B"/>
-              </w:rPr>
-              <w:t>Hiel</w:t>
-            </w:r>
-          </w:p>
-        </w:tc>
-        <w:tc>
-          <w:tcPr>
-            <w:tcW w:w="3005" w:type="dxa"/>
-          </w:tcPr>
-          <w:p>
-            <w:pPr>
-              <w:rPr>
-                <w:rFonts w:ascii="Calibri" w:hAnsi="Calibri" w:cs="Calibri"/>
-                <w:b/>
-                <w:bCs/>
-                <w:color w:val="EE0000"/>
-                <w:sz w:val="28"/>
-                <w:szCs w:val="28"/>
-              </w:rPr>
-            </w:pPr>
-          </w:p>
-        </w:tc>
-        <w:tc>
-          <w:tcPr>
-            <w:tcW w:w="3006" w:type="dxa"/>
-          </w:tcPr>
-          <w:p>
-            <w:pPr>
-              <w:rPr>
-                <w:rFonts w:ascii="Calibri" w:hAnsi="Calibri" w:cs="Calibri"/>
-                <w:b/>
-                <w:bCs/>
-                <w:color w:val="EE0000"/>
-                <w:sz w:val="28"/>
-                <w:szCs w:val="28"/>
-              </w:rPr>
-            </w:pPr>
-          </w:p>
-        </w:tc>
-      </w:tr>
-      <w:tr>
-        <w:tc>
-          <w:tcPr>
-            <w:tcW w:w="3005" w:type="dxa"/>
-          </w:tcPr>
-          <w:p>
-            <w:pPr>
-              <w:jc w:val="center"/>
-              <w:rPr>
-                <w:rFonts w:ascii="Calibri" w:hAnsi="Calibri" w:cs="Calibri"/>
-              </w:rPr>
-            </w:pPr>
-          </w:p>
-          <w:p>
-            <w:pPr>
-              <w:jc w:val="center"/>
-              <w:rPr>
-                <w:rFonts w:ascii="Calibri" w:hAnsi="Calibri" w:cs="Calibri"/>
-              </w:rPr>
-            </w:pPr>
-            <w:r>
-              <w:rPr>
-                <w:color w:val="24303B"/>
-              </w:rPr>
-              <w:t>Mediale middenvoet</w:t>
-            </w:r>
-          </w:p>
-        </w:tc>
-        <w:tc>
-          <w:tcPr>
-            <w:tcW w:w="3005" w:type="dxa"/>
-          </w:tcPr>
-          <w:p>
-            <w:pPr>
-              <w:rPr>
-                <w:rFonts w:ascii="Calibri" w:hAnsi="Calibri" w:cs="Calibri"/>
-                <w:b/>
-                <w:bCs/>
-                <w:color w:val="EE0000"/>
-                <w:sz w:val="28"/>
-                <w:szCs w:val="28"/>
-              </w:rPr>
-            </w:pPr>
-          </w:p>
-        </w:tc>
-        <w:tc>
-          <w:tcPr>
-            <w:tcW w:w="3006" w:type="dxa"/>
-          </w:tcPr>
-          <w:p>
-            <w:pPr>
-              <w:rPr>
-                <w:rFonts w:ascii="Calibri" w:hAnsi="Calibri" w:cs="Calibri"/>
-                <w:b/>
-                <w:bCs/>
-                <w:color w:val="EE0000"/>
-                <w:sz w:val="28"/>
-                <w:szCs w:val="28"/>
-              </w:rPr>
-            </w:pPr>
-          </w:p>
-        </w:tc>
-      </w:tr>
-      <w:tr>
-        <w:tc>
-          <w:tcPr>
-            <w:tcW w:w="3005" w:type="dxa"/>
-          </w:tcPr>
-          <w:p>
-            <w:pPr>
-              <w:jc w:val="center"/>
-              <w:rPr>
-                <w:rFonts w:ascii="Calibri" w:hAnsi="Calibri" w:cs="Calibri"/>
-              </w:rPr>
-            </w:pPr>
-          </w:p>
-          <w:p>
-            <w:pPr>
-              <w:jc w:val="center"/>
-              <w:rPr>
-                <w:rFonts w:ascii="Calibri" w:hAnsi="Calibri" w:cs="Calibri"/>
-              </w:rPr>
-            </w:pPr>
-            <w:r>
-              <w:rPr>
-                <w:color w:val="24303B"/>
-              </w:rPr>
-              <w:t>Laterale middenvoet</w:t>
-            </w:r>
-          </w:p>
-        </w:tc>
-        <w:tc>
-          <w:tcPr>
-            <w:tcW w:w="3005" w:type="dxa"/>
-          </w:tcPr>
-          <w:p>
-            <w:pPr>
-              <w:rPr>
-                <w:rFonts w:ascii="Calibri" w:hAnsi="Calibri" w:cs="Calibri"/>
-                <w:b/>
-                <w:bCs/>
-                <w:color w:val="EE0000"/>
-                <w:sz w:val="28"/>
-                <w:szCs w:val="28"/>
-              </w:rPr>
-            </w:pPr>
-          </w:p>
-        </w:tc>
-        <w:tc>
-          <w:tcPr>
-            <w:tcW w:w="3006" w:type="dxa"/>
-          </w:tcPr>
-          <w:p>
-            <w:pPr>
-              <w:rPr>
-                <w:rFonts w:ascii="Calibri" w:hAnsi="Calibri" w:cs="Calibri"/>
-                <w:b/>
-                <w:bCs/>
-                <w:color w:val="EE0000"/>
-                <w:sz w:val="28"/>
-                <w:szCs w:val="28"/>
-              </w:rPr>
-            </w:pPr>
-          </w:p>
-        </w:tc>
-      </w:tr>
-      <w:tr>
-        <w:tc>
-          <w:tcPr>
-            <w:tcW w:w="3005" w:type="dxa"/>
-          </w:tcPr>
-          <w:p>
-            <w:pPr>
-              <w:rPr>
-                <w:rFonts w:ascii="Calibri" w:hAnsi="Calibri" w:cs="Calibri"/>
-              </w:rPr>
-            </w:pPr>
-          </w:p>
-          <w:p>
-            <w:pPr>
-              <w:jc w:val="center"/>
-              <w:rPr>
-                <w:rFonts w:ascii="Calibri" w:hAnsi="Calibri" w:cs="Calibri"/>
-              </w:rPr>
-            </w:pPr>
-            <w:proofErr w:type="spellStart"/>
-            <w:r>
-              <w:rPr>
-                <w:color w:val="24303B"/>
-              </w:rPr>
-              <w:t>Metatarsaal</w:t>
-            </w:r>
-            <w:proofErr w:type="spellEnd"/>
-            <w:r>
-              <w:rPr>
-                <w:color w:val="24303B"/>
-              </w:rPr>
-              <w:t xml:space="preserve"> 1</w:t>
-            </w:r>
-          </w:p>
-        </w:tc>
-        <w:tc>
-          <w:tcPr>
-            <w:tcW w:w="3005" w:type="dxa"/>
-          </w:tcPr>
-          <w:p>
-            <w:pPr>
-              <w:rPr>
-                <w:rFonts w:ascii="Calibri" w:hAnsi="Calibri" w:cs="Calibri"/>
-                <w:b/>
-                <w:bCs/>
-                <w:color w:val="EE0000"/>
-                <w:sz w:val="28"/>
-                <w:szCs w:val="28"/>
-              </w:rPr>
-            </w:pPr>
-          </w:p>
-        </w:tc>
-        <w:tc>
-          <w:tcPr>
-            <w:tcW w:w="3006" w:type="dxa"/>
-          </w:tcPr>
-          <w:p>
-            <w:pPr>
-              <w:rPr>
-                <w:rFonts w:ascii="Calibri" w:hAnsi="Calibri" w:cs="Calibri"/>
-                <w:b/>
-                <w:bCs/>
-                <w:color w:val="EE0000"/>
-                <w:sz w:val="28"/>
-                <w:szCs w:val="28"/>
-              </w:rPr>
-            </w:pPr>
-          </w:p>
-        </w:tc>
-      </w:tr>
-      <w:tr>
-        <w:tc>
-          <w:tcPr>
-            <w:tcW w:w="3005" w:type="dxa"/>
-          </w:tcPr>
-          <w:p>
-            <w:pPr>
-              <w:jc w:val="center"/>
-              <w:rPr>
-                <w:rFonts w:ascii="Calibri" w:hAnsi="Calibri" w:cs="Calibri"/>
-              </w:rPr>
-            </w:pPr>
-          </w:p>
-          <w:p>
-            <w:pPr>
-              <w:jc w:val="center"/>
-              <w:rPr>
-                <w:rFonts w:ascii="Calibri" w:hAnsi="Calibri" w:cs="Calibri"/>
-              </w:rPr>
-            </w:pPr>
-            <w:proofErr w:type="spellStart"/>
-            <w:r>
-              <w:rPr>
-                <w:color w:val="24303B"/>
-              </w:rPr>
-              <w:t>Metatarsaal</w:t>
-            </w:r>
-            <w:proofErr w:type="spellEnd"/>
-            <w:r>
-              <w:rPr>
-                <w:color w:val="24303B"/>
-              </w:rPr>
-              <w:t xml:space="preserve"> 2-3</w:t>
-            </w:r>
-          </w:p>
-        </w:tc>
-        <w:tc>
-          <w:tcPr>
-            <w:tcW w:w="3005" w:type="dxa"/>
-          </w:tcPr>
-          <w:p>
-            <w:pPr>
-              <w:rPr>
-                <w:rFonts w:ascii="Calibri" w:hAnsi="Calibri" w:cs="Calibri"/>
-                <w:b/>
-                <w:bCs/>
-                <w:color w:val="EE0000"/>
-                <w:sz w:val="28"/>
-                <w:szCs w:val="28"/>
-              </w:rPr>
-            </w:pPr>
-          </w:p>
-        </w:tc>
-        <w:tc>
-          <w:tcPr>
-            <w:tcW w:w="3006" w:type="dxa"/>
-          </w:tcPr>
-          <w:p>
-            <w:pPr>
-              <w:rPr>
-                <w:rFonts w:ascii="Calibri" w:hAnsi="Calibri" w:cs="Calibri"/>
-                <w:b/>
-                <w:bCs/>
-                <w:color w:val="EE0000"/>
-                <w:sz w:val="28"/>
-                <w:szCs w:val="28"/>
-              </w:rPr>
-            </w:pPr>
-          </w:p>
-        </w:tc>
-      </w:tr>
-      <w:tr>
-        <w:tc>
-          <w:tcPr>
-            <w:tcW w:w="3005" w:type="dxa"/>
-          </w:tcPr>
-          <w:p>
-            <w:pPr>
-              <w:jc w:val="center"/>
-              <w:rPr>
-                <w:rFonts w:ascii="Calibri" w:hAnsi="Calibri" w:cs="Calibri"/>
-              </w:rPr>
-            </w:pPr>
-          </w:p>
-          <w:p>
-            <w:pPr>
-              <w:jc w:val="center"/>
-              <w:rPr>
-                <w:rFonts w:ascii="Calibri" w:hAnsi="Calibri" w:cs="Calibri"/>
-              </w:rPr>
-            </w:pPr>
-            <w:proofErr w:type="spellStart"/>
-            <w:r>
-              <w:rPr>
-                <w:color w:val="24303B"/>
-              </w:rPr>
-              <w:t>Metatarsaal</w:t>
-            </w:r>
-            <w:proofErr w:type="spellEnd"/>
-            <w:r>
-              <w:rPr>
-                <w:color w:val="24303B"/>
-              </w:rPr>
-              <w:t xml:space="preserve"> 4-5</w:t>
-            </w:r>
-          </w:p>
-        </w:tc>
-        <w:tc>
-          <w:tcPr>
-            <w:tcW w:w="3005" w:type="dxa"/>
-          </w:tcPr>
-          <w:p>
-            <w:pPr>
-              <w:rPr>
-                <w:rFonts w:ascii="Calibri" w:hAnsi="Calibri" w:cs="Calibri"/>
-                <w:b/>
-                <w:bCs/>
-                <w:color w:val="EE0000"/>
-                <w:sz w:val="28"/>
-                <w:szCs w:val="28"/>
-              </w:rPr>
-            </w:pPr>
-          </w:p>
-        </w:tc>
-        <w:tc>
-          <w:tcPr>
-            <w:tcW w:w="3006" w:type="dxa"/>
-          </w:tcPr>
-          <w:p>
-            <w:pPr>
-              <w:rPr>
-                <w:rFonts w:ascii="Calibri" w:hAnsi="Calibri" w:cs="Calibri"/>
-                <w:b/>
-                <w:bCs/>
-                <w:color w:val="EE0000"/>
-                <w:sz w:val="28"/>
-                <w:szCs w:val="28"/>
-              </w:rPr>
-            </w:pPr>
-          </w:p>
-        </w:tc>
-      </w:tr>
-      <w:tr>
-        <w:tc>
-          <w:tcPr>
-            <w:tcW w:w="3005" w:type="dxa"/>
-          </w:tcPr>
-          <w:p>
-            <w:pPr>
-              <w:jc w:val="center"/>
-            </w:pPr>
-            <w:proofErr w:type="spellStart"/>
-            <w:r>
-              <w:rPr>
-                <w:color w:val="24303B"/>
-              </w:rPr>
-              <w:t>Hallux</w:t>
-            </w:r>
-            <w:proofErr w:type="spellEnd"/>
-          </w:p>
-        </w:tc>
-        <w:tc>
-          <w:tcPr>
-            <w:tcW w:w="3005" w:type="dxa"/>
-          </w:tcPr>
-          <w:p/>
-        </w:tc>
-        <w:tc>
-          <w:tcPr>
-            <w:tcW w:w="3006" w:type="dxa"/>
-          </w:tcPr>
-          <w:p/>
-        </w:tc>
-      </w:tr>
-      <w:tr>
-        <w:tc>
-          <w:tcPr>
-            <w:tcW w:w="3005" w:type="dxa"/>
-          </w:tcPr>
-          <w:p>
-            <w:pPr>
-              <w:jc w:val="center"/>
-            </w:pPr>
-            <w:r>
-              <w:rPr>
-                <w:color w:val="24303B"/>
-              </w:rPr>
-              <w:t>Tenen 2-5</w:t>
-            </w:r>
-          </w:p>
-        </w:tc>
-        <w:tc>
-          <w:tcPr>
-            <w:tcW w:w="3005" w:type="dxa"/>
-          </w:tcPr>
-          <w:p/>
-        </w:tc>
-        <w:tc>
-          <w:tcPr>
-            <w:tcW w:w="3006" w:type="dxa"/>
-          </w:tcPr>
-          <w:p/>
-        </w:tc>
-      </w:tr>
-    </w:tbl>
-    <w:p>
-      <w:pPr>
-        <w:rPr>
-          <w:rFonts w:ascii="Calibri" w:hAnsi="Calibri" w:cs="Calibri"/>
-          <w:b/>
-          <w:bCs/>
-        </w:rPr>
-      </w:pPr>
-    </w:p>
-    <w:p>
-      <w:pPr>
-        <w:spacing w:after="120" w:line="360" w:lineRule="auto"/>
-        <w:rPr>
-          <w:rFonts w:ascii="Calibri" w:hAnsi="Calibri" w:cs="Calibri"/>
-        </w:rPr>
-      </w:pPr>
-      <w:r>
-        <w:rPr>
-          <w:b/>
-          <w:bCs/>
-          <w:color w:val="123A5F"/>
-        </w:rPr>
-        <w:t>Tabel 3. In het schoeisel met de diabetische CMFO</w:t>
-      </w:r>
-    </w:p>
-    <w:tbl>
-      <w:tblPr>
-        <w:tblStyle w:val="Tabelraster"/>
-        <w:tblW w:w="9059" w:type="dxa"/>
-        <w:tblLook w:val="04A0" w:firstRow="1" w:lastRow="0" w:firstColumn="1" w:lastColumn="0" w:noHBand="0" w:noVBand="1"/>
-      </w:tblPr>
-      <w:tblGrid>
-        <w:gridCol w:w="964"/>
-        <w:gridCol w:w="1892"/>
-        <w:gridCol w:w="2046"/>
-        <w:gridCol w:w="2147"/>
-        <w:gridCol w:w="2147"/>
-      </w:tblGrid>
-      <w:tr>
-        <w:trPr>
-          <w:trHeight w:val="288"/>
-        </w:trPr>
-        <w:tc>
-          <w:tcPr>
-            <w:tcW w:w="964" w:type="dxa"/>
-            <w:noWrap/>
-            <w:hideMark/>
-          </w:tcPr>
-          <w:p>
-            <w:pPr>
-              <w:rPr>
-                <w:rFonts w:ascii="Calibri" w:hAnsi="Calibri" w:cs="Calibri"/>
-              </w:rPr>
-            </w:pPr>
-          </w:p>
-        </w:tc>
-        <w:tc>
-          <w:tcPr>
-            <w:tcW w:w="1755" w:type="dxa"/>
-            <w:noWrap/>
-            <w:hideMark/>
-          </w:tcPr>
-          <w:p>
-            <w:pPr>
-              <w:rPr>
-                <w:rFonts w:ascii="Calibri" w:hAnsi="Calibri" w:cs="Calibri"/>
-              </w:rPr>
-            </w:pPr>
-          </w:p>
-        </w:tc>
-        <w:tc>
-          <w:tcPr>
-            <w:tcW w:w="6340" w:type="dxa"/>
-            <w:gridSpan w:val="3"/>
-            <w:hideMark/>
-          </w:tcPr>
-          <w:p>
-            <w:pPr>
-              <w:jc w:val="center"/>
-              <w:rPr>
-                <w:rFonts w:ascii="Calibri" w:hAnsi="Calibri" w:cs="Calibri"/>
-                <w:b/>
-                <w:bCs/>
-                <w:sz w:val="28"/>
-                <w:szCs w:val="28"/>
-              </w:rPr>
-            </w:pPr>
-            <w:r>
-              <w:rPr>
-                <w:b/>
-                <w:bCs/>
-                <w:color w:val="123A5F"/>
-                <w:sz w:val="24"/>
-                <w:szCs w:val="24"/>
-              </w:rPr>
-              <w:t>Links</w:t>
-            </w:r>
-            <w:r>
-              <w:rPr>
-                <w:b/>
-                <w:bCs/>
-                <w:color w:val="123A5F"/>
-                <w:sz w:val="24"/>
-                <w:szCs w:val="24"/>
-              </w:rPr>
-              <w:t>/ Rechts</w:t>
-            </w:r>
-          </w:p>
-        </w:tc>
-      </w:tr>
-      <w:tr>
-        <w:trPr>
-          <w:trHeight w:val="288"/>
-        </w:trPr>
-        <w:tc>
-          <w:tcPr>
-            <w:tcW w:w="964" w:type="dxa"/>
-            <w:noWrap/>
-            <w:hideMark/>
-          </w:tcPr>
-          <w:p>
-            <w:pPr>
-              <w:rPr>
-                <w:rFonts w:ascii="Calibri" w:hAnsi="Calibri" w:cs="Calibri"/>
-              </w:rPr>
-            </w:pPr>
-            <w:r>
-              <w:rPr>
-                <w:color w:val="24303B"/>
-              </w:rPr>
-              <w:t> </w:t>
-            </w:r>
-          </w:p>
-        </w:tc>
-        <w:tc>
-          <w:tcPr>
-            <w:tcW w:w="1755" w:type="dxa"/>
-            <w:noWrap/>
-            <w:hideMark/>
-          </w:tcPr>
-          <w:p>
-            <w:pPr>
-              <w:rPr>
-                <w:rFonts w:ascii="Calibri" w:hAnsi="Calibri" w:cs="Calibri"/>
-              </w:rPr>
-            </w:pPr>
-            <w:r>
-              <w:rPr>
-                <w:color w:val="24303B"/>
-              </w:rPr>
-              <w:t> </w:t>
-            </w:r>
-          </w:p>
-        </w:tc>
-        <w:tc>
-          <w:tcPr>
-            <w:tcW w:w="2046" w:type="dxa"/>
-            <w:noWrap/>
-            <w:hideMark/>
-          </w:tcPr>
-          <w:p>
-            <w:pPr>
-              <w:jc w:val="center"/>
-              <w:rPr>
-                <w:rFonts w:ascii="Calibri" w:hAnsi="Calibri" w:cs="Calibri"/>
-              </w:rPr>
-            </w:pPr>
-            <w:r>
-              <w:rPr>
-                <w:color w:val="24303B"/>
-              </w:rPr>
-              <w:t>Schoeisel + diabetische CMFO</w:t>
-            </w:r>
-          </w:p>
-        </w:tc>
-        <w:tc>
-          <w:tcPr>
-            <w:tcW w:w="2147" w:type="dxa"/>
-            <w:noWrap/>
-            <w:hideMark/>
-          </w:tcPr>
-          <w:p>
-            <w:pPr>
-              <w:jc w:val="center"/>
-              <w:rPr>
-                <w:rFonts w:ascii="Calibri" w:hAnsi="Calibri" w:cs="Calibri"/>
-              </w:rPr>
-            </w:pPr>
-            <w:r>
-              <w:rPr>
-                <w:color w:val="24303B"/>
-              </w:rPr>
-              <w:t>Extra ontlastingstest 1</w:t>
-            </w:r>
-          </w:p>
-        </w:tc>
-        <w:tc>
-          <w:tcPr>
-            <w:tcW w:w="2147" w:type="dxa"/>
-            <w:noWrap/>
-            <w:hideMark/>
-          </w:tcPr>
-          <w:p>
-            <w:pPr>
-              <w:jc w:val="center"/>
-              <w:rPr>
-                <w:rFonts w:ascii="Calibri" w:hAnsi="Calibri" w:cs="Calibri"/>
-              </w:rPr>
-            </w:pPr>
-            <w:r>
-              <w:rPr>
-                <w:color w:val="24303B"/>
-              </w:rPr>
-              <w:t>Extra ontlastingstest 2</w:t>
-            </w:r>
-          </w:p>
-        </w:tc>
-      </w:tr>
-      <w:tr>
-        <w:trPr>
-          <w:trHeight w:val="288"/>
-        </w:trPr>
-        <w:tc>
-          <w:tcPr>
-            <w:tcW w:w="964" w:type="dxa"/>
-            <w:noWrap/>
-            <w:hideMark/>
-          </w:tcPr>
-          <w:p>
-            <w:pPr>
-              <w:rPr>
-                <w:rFonts w:ascii="Calibri" w:hAnsi="Calibri" w:cs="Calibri"/>
-              </w:rPr>
-            </w:pPr>
-            <w:r>
-              <w:rPr>
-                <w:color w:val="24303B"/>
-              </w:rPr>
-              <w:t> </w:t>
-            </w:r>
-          </w:p>
-        </w:tc>
-        <w:tc>
-          <w:tcPr>
-            <w:tcW w:w="1755" w:type="dxa"/>
-            <w:noWrap/>
-            <w:hideMark/>
-          </w:tcPr>
-          <w:p>
-            <w:pPr>
-              <w:rPr>
-                <w:rFonts w:ascii="Calibri" w:hAnsi="Calibri" w:cs="Calibri"/>
-                <w:b/>
-                <w:bCs/>
-              </w:rPr>
-            </w:pPr>
-            <w:r>
-              <w:rPr>
-                <w:b/>
-                <w:bCs/>
-                <w:color w:val="123A5F"/>
-              </w:rPr>
-              <w:t>Interessegebied</w:t>
-            </w:r>
-          </w:p>
-        </w:tc>
-        <w:tc>
-          <w:tcPr>
-            <w:tcW w:w="2046" w:type="dxa"/>
-            <w:noWrap/>
-            <w:hideMark/>
-          </w:tcPr>
-          <w:p>
-            <w:pPr>
-              <w:rPr>
-                <w:rFonts w:ascii="Calibri" w:hAnsi="Calibri" w:cs="Calibri"/>
-              </w:rPr>
-            </w:pPr>
-            <w:r>
-              <w:rPr>
-                <w:color w:val="24303B"/>
-              </w:rPr>
-              <w:t>Piekdruk (kPa)</w:t>
-            </w:r>
-          </w:p>
-        </w:tc>
-        <w:tc>
-          <w:tcPr>
-            <w:tcW w:w="2147" w:type="dxa"/>
-            <w:noWrap/>
-            <w:hideMark/>
-          </w:tcPr>
-          <w:p>
-            <w:pPr>
-              <w:rPr>
-                <w:rFonts w:ascii="Calibri" w:hAnsi="Calibri" w:cs="Calibri"/>
-              </w:rPr>
-            </w:pPr>
-            <w:r>
-              <w:rPr>
-                <w:color w:val="24303B"/>
-              </w:rPr>
-              <w:t>Piekdruk (kPa)</w:t>
-            </w:r>
-          </w:p>
-        </w:tc>
-        <w:tc>
-          <w:tcPr>
-            <w:tcW w:w="2147" w:type="dxa"/>
-            <w:noWrap/>
-            <w:hideMark/>
-          </w:tcPr>
-          <w:p>
-            <w:pPr>
-              <w:rPr>
-                <w:rFonts w:ascii="Calibri" w:hAnsi="Calibri" w:cs="Calibri"/>
-              </w:rPr>
-            </w:pPr>
-            <w:r>
-              <w:rPr>
-                <w:color w:val="24303B"/>
-              </w:rPr>
-              <w:t>Piekdruk (kPa)</w:t>
-            </w:r>
-          </w:p>
-        </w:tc>
-      </w:tr>
-      <w:tr>
-        <w:trPr>
-          <w:trHeight w:val="501"/>
-        </w:trPr>
-        <w:tc>
-          <w:tcPr>
-            <w:tcW w:w="964" w:type="dxa"/>
-            <w:noWrap/>
-            <w:hideMark/>
-          </w:tcPr>
-          <w:p>
-            <w:pPr>
-              <w:rPr>
-                <w:rFonts w:ascii="Calibri" w:hAnsi="Calibri" w:cs="Calibri"/>
-              </w:rPr>
-            </w:pPr>
-            <w:r>
-              <w:rPr>
-                <w:color w:val="24303B"/>
-              </w:rPr>
-              <w:t>Regio 1</w:t>
-            </w:r>
-          </w:p>
-        </w:tc>
-        <w:tc>
-          <w:tcPr>
-            <w:tcW w:w="1755" w:type="dxa"/>
-            <w:noWrap/>
-            <w:hideMark/>
-          </w:tcPr>
-          <w:p>
-            <w:pPr>
-              <w:rPr>
-                <w:rFonts w:ascii="Calibri" w:hAnsi="Calibri" w:cs="Calibri"/>
-              </w:rPr>
-            </w:pPr>
-            <w:r>
-              <w:rPr>
-                <w:color w:val="24303B"/>
-              </w:rPr>
-              <w:t> </w:t>
-            </w:r>
-          </w:p>
-        </w:tc>
-        <w:tc>
-          <w:tcPr>
-            <w:tcW w:w="2046" w:type="dxa"/>
-            <w:noWrap/>
-            <w:hideMark/>
-          </w:tcPr>
-          <w:p>
-            <w:pPr>
-              <w:rPr>
-                <w:rFonts w:ascii="Calibri" w:hAnsi="Calibri" w:cs="Calibri"/>
-              </w:rPr>
-            </w:pPr>
-            <w:r>
-              <w:rPr>
-                <w:color w:val="24303B"/>
-              </w:rPr>
-              <w:t> </w:t>
-            </w:r>
-          </w:p>
-        </w:tc>
-        <w:tc>
-          <w:tcPr>
-            <w:tcW w:w="2147" w:type="dxa"/>
-            <w:noWrap/>
-            <w:hideMark/>
-          </w:tcPr>
-          <w:p>
-            <w:pPr>
-              <w:rPr>
-                <w:rFonts w:ascii="Calibri" w:hAnsi="Calibri" w:cs="Calibri"/>
-              </w:rPr>
-            </w:pPr>
-            <w:r>
-              <w:rPr>
-                <w:color w:val="24303B"/>
-              </w:rPr>
-              <w:t> </w:t>
-            </w:r>
-          </w:p>
-        </w:tc>
-        <w:tc>
-          <w:tcPr>
-            <w:tcW w:w="2147" w:type="dxa"/>
-            <w:noWrap/>
-            <w:hideMark/>
-          </w:tcPr>
-          <w:p>
-            <w:pPr>
-              <w:rPr>
-                <w:rFonts w:ascii="Calibri" w:hAnsi="Calibri" w:cs="Calibri"/>
-              </w:rPr>
-            </w:pPr>
-            <w:r>
-              <w:rPr>
-                <w:color w:val="24303B"/>
-              </w:rPr>
-              <w:t> </w:t>
-            </w:r>
-          </w:p>
-        </w:tc>
-      </w:tr>
-      <w:tr>
-        <w:trPr>
-          <w:trHeight w:val="501"/>
-        </w:trPr>
-        <w:tc>
-          <w:tcPr>
-            <w:tcW w:w="964" w:type="dxa"/>
-            <w:noWrap/>
-            <w:hideMark/>
-          </w:tcPr>
-          <w:p>
-            <w:pPr>
-              <w:rPr>
-                <w:rFonts w:ascii="Calibri" w:hAnsi="Calibri" w:cs="Calibri"/>
-              </w:rPr>
-            </w:pPr>
-            <w:r>
-              <w:rPr>
-                <w:color w:val="24303B"/>
-              </w:rPr>
-              <w:t>Regio 2</w:t>
-            </w:r>
-          </w:p>
-        </w:tc>
-        <w:tc>
-          <w:tcPr>
-            <w:tcW w:w="1755" w:type="dxa"/>
-            <w:noWrap/>
-            <w:hideMark/>
-          </w:tcPr>
-          <w:p>
-            <w:pPr>
-              <w:rPr>
-                <w:rFonts w:ascii="Calibri" w:hAnsi="Calibri" w:cs="Calibri"/>
-              </w:rPr>
-            </w:pPr>
-            <w:r>
-              <w:rPr>
-                <w:color w:val="24303B"/>
-              </w:rPr>
-              <w:t> </w:t>
-            </w:r>
-          </w:p>
-        </w:tc>
-        <w:tc>
-          <w:tcPr>
-            <w:tcW w:w="2046" w:type="dxa"/>
-            <w:noWrap/>
-            <w:hideMark/>
-          </w:tcPr>
-          <w:p>
-            <w:pPr>
-              <w:rPr>
-                <w:rFonts w:ascii="Calibri" w:hAnsi="Calibri" w:cs="Calibri"/>
-              </w:rPr>
-            </w:pPr>
-            <w:r>
-              <w:rPr>
-                <w:color w:val="24303B"/>
-              </w:rPr>
-              <w:t> </w:t>
-            </w:r>
-          </w:p>
-        </w:tc>
-        <w:tc>
-          <w:tcPr>
-            <w:tcW w:w="2147" w:type="dxa"/>
-            <w:noWrap/>
-            <w:hideMark/>
-          </w:tcPr>
-          <w:p>
-            <w:pPr>
-              <w:rPr>
-                <w:rFonts w:ascii="Calibri" w:hAnsi="Calibri" w:cs="Calibri"/>
-              </w:rPr>
-            </w:pPr>
-            <w:r>
-              <w:rPr>
-                <w:color w:val="24303B"/>
-              </w:rPr>
-              <w:t> </w:t>
-            </w:r>
-          </w:p>
-        </w:tc>
-        <w:tc>
-          <w:tcPr>
-            <w:tcW w:w="2147" w:type="dxa"/>
-            <w:noWrap/>
-            <w:hideMark/>
-          </w:tcPr>
-          <w:p>
-            <w:pPr>
-              <w:rPr>
-                <w:rFonts w:ascii="Calibri" w:hAnsi="Calibri" w:cs="Calibri"/>
-              </w:rPr>
-            </w:pPr>
-            <w:r>
-              <w:rPr>
-                <w:color w:val="24303B"/>
-              </w:rPr>
-              <w:t> </w:t>
-            </w:r>
-          </w:p>
-        </w:tc>
-      </w:tr>
-      <w:tr>
-        <w:trPr>
-          <w:trHeight w:val="501"/>
-        </w:trPr>
-        <w:tc>
-          <w:tcPr>
-            <w:tcW w:w="964" w:type="dxa"/>
-            <w:noWrap/>
-            <w:hideMark/>
-          </w:tcPr>
-          <w:p>
-            <w:pPr>
-              <w:rPr>
-                <w:rFonts w:ascii="Calibri" w:hAnsi="Calibri" w:cs="Calibri"/>
-              </w:rPr>
-            </w:pPr>
-            <w:r>
-              <w:rPr>
-                <w:color w:val="24303B"/>
-              </w:rPr>
-              <w:t>Regio 3</w:t>
-            </w:r>
-          </w:p>
-        </w:tc>
-        <w:tc>
-          <w:tcPr>
-            <w:tcW w:w="1755" w:type="dxa"/>
-            <w:noWrap/>
-            <w:hideMark/>
-          </w:tcPr>
-          <w:p>
-            <w:pPr>
-              <w:rPr>
-                <w:rFonts w:ascii="Calibri" w:hAnsi="Calibri" w:cs="Calibri"/>
-              </w:rPr>
-            </w:pPr>
-            <w:r>
-              <w:rPr>
-                <w:color w:val="24303B"/>
-              </w:rPr>
-              <w:t> </w:t>
-            </w:r>
-          </w:p>
-        </w:tc>
-        <w:tc>
-          <w:tcPr>
-            <w:tcW w:w="2046" w:type="dxa"/>
-            <w:noWrap/>
-            <w:hideMark/>
-          </w:tcPr>
-          <w:p>
-            <w:pPr>
-              <w:rPr>
-                <w:rFonts w:ascii="Calibri" w:hAnsi="Calibri" w:cs="Calibri"/>
-              </w:rPr>
-            </w:pPr>
-            <w:r>
-              <w:rPr>
-                <w:color w:val="24303B"/>
-              </w:rPr>
-              <w:t> </w:t>
-            </w:r>
-          </w:p>
-        </w:tc>
-        <w:tc>
-          <w:tcPr>
-            <w:tcW w:w="2147" w:type="dxa"/>
-            <w:noWrap/>
-            <w:hideMark/>
-          </w:tcPr>
-          <w:p>
-            <w:pPr>
-              <w:rPr>
-                <w:rFonts w:ascii="Calibri" w:hAnsi="Calibri" w:cs="Calibri"/>
-              </w:rPr>
-            </w:pPr>
-            <w:r>
-              <w:rPr>
-                <w:color w:val="24303B"/>
-              </w:rPr>
-              <w:t> </w:t>
-            </w:r>
-          </w:p>
-        </w:tc>
-        <w:tc>
-          <w:tcPr>
-            <w:tcW w:w="2147" w:type="dxa"/>
-            <w:noWrap/>
-            <w:hideMark/>
-          </w:tcPr>
-          <w:p>
-            <w:pPr>
-              <w:rPr>
-                <w:rFonts w:ascii="Calibri" w:hAnsi="Calibri" w:cs="Calibri"/>
-              </w:rPr>
-            </w:pPr>
-            <w:r>
-              <w:rPr>
-                <w:color w:val="24303B"/>
-              </w:rPr>
-              <w:t> </w:t>
-            </w:r>
-          </w:p>
-        </w:tc>
-      </w:tr>
-    </w:tbl>
-    <w:p>
-      <w:pPr>
-        <w:rPr>
-          <w:rFonts w:ascii="Calibri" w:hAnsi="Calibri" w:cs="Calibri"/>
-        </w:rPr>
-      </w:pPr>
-    </w:p>
-    <w:p>
-      <w:pPr>
-        <w:rPr>
-          <w:rFonts w:ascii="Calibri" w:hAnsi="Calibri" w:cs="Calibri"/>
-        </w:rPr>
-      </w:pPr>
-      <w:r>
-        <w:rPr>
-          <w:color w:val="24303B"/>
-        </w:rPr>
-        <w:t>Uitgevoerde aanpassingen aan de diabetische CMFO</w:t>
-      </w:r>
-    </w:p>
-    <w:tbl>
-      <w:tblPr>
-        <w:tblStyle w:val="Tabelraster"/>
-        <w:tblW w:w="0" w:type="auto"/>
-        <w:tblLook w:val="04A0" w:firstRow="1" w:lastRow="0" w:firstColumn="1" w:lastColumn="0" w:noHBand="0" w:noVBand="1"/>
-      </w:tblPr>
-      <w:tblGrid>
-        <w:gridCol w:w="9016"/>
-      </w:tblGrid>
-      <w:tr>
-        <w:tc>
-          <w:tcPr>
-            <w:tcW w:w="9016" w:type="dxa"/>
-          </w:tcPr>
-          <w:p>
-            <w:pPr>
-              <w:rPr>
-                <w:rFonts w:ascii="Calibri" w:hAnsi="Calibri" w:cs="Calibri"/>
-              </w:rPr>
-            </w:pPr>
-          </w:p>
-          <w:p>
-            <w:pPr>
-              <w:rPr>
-                <w:rFonts w:ascii="Calibri" w:hAnsi="Calibri" w:cs="Calibri"/>
-              </w:rPr>
-            </w:pPr>
-          </w:p>
-          <w:p>
-            <w:pPr>
-              <w:rPr>
-                <w:rFonts w:ascii="Calibri" w:hAnsi="Calibri" w:cs="Calibri"/>
-              </w:rPr>
-            </w:pPr>
-          </w:p>
-          <w:p>
-            <w:pPr>
-              <w:rPr>
-                <w:rFonts w:ascii="Calibri" w:hAnsi="Calibri" w:cs="Calibri"/>
-              </w:rPr>
-            </w:pPr>
-          </w:p>
-          <w:p>
-            <w:pPr>
-              <w:rPr>
-                <w:rFonts w:ascii="Calibri" w:hAnsi="Calibri" w:cs="Calibri"/>
-              </w:rPr>
-            </w:pPr>
-          </w:p>
-          <w:p>
-            <w:pPr>
-              <w:rPr>
-                <w:rFonts w:ascii="Calibri" w:hAnsi="Calibri" w:cs="Calibri"/>
-              </w:rPr>
-            </w:pPr>
-          </w:p>
-          <w:p>
-            <w:pPr>
-              <w:rPr>
-                <w:rFonts w:ascii="Calibri" w:hAnsi="Calibri" w:cs="Calibri"/>
-              </w:rPr>
-            </w:pPr>
-          </w:p>
-          <w:p>
-            <w:pPr>
-              <w:rPr>
-                <w:rFonts w:ascii="Calibri" w:hAnsi="Calibri" w:cs="Calibri"/>
-              </w:rPr>
-            </w:pPr>
-          </w:p>
-        </w:tc>
-      </w:tr>
-    </w:tbl>
-    <w:p>
-      <w:pPr>
-        <w:rPr>
-          <w:rFonts w:ascii="Calibri" w:hAnsi="Calibri" w:cs="Calibri"/>
-        </w:rPr>
-      </w:pPr>
-    </w:p>
-    <w:p>
-      <w:pPr>
-        <w:rPr>
-          <w:rFonts w:ascii="Calibri" w:hAnsi="Calibri" w:cs="Calibri"/>
-        </w:rPr>
-      </w:pPr>
-    </w:p>
-    <w:p>
-      <w:pPr>
-        <w:rPr>
-          <w:rFonts w:ascii="Calibri" w:hAnsi="Calibri" w:cs="Calibri"/>
-        </w:rPr>
-      </w:pPr>
-    </w:p>
-    <w:p>
-      <w:pPr>
-        <w:pStyle w:val="Lijstalinea"/>
-        <w:spacing w:after="120" w:line="360" w:lineRule="auto"/>
-        <w:ind w:left="1077"/>
-        <w:jc w:val="center"/>
-        <w:rPr>
-          <w:rFonts w:ascii="Calibri" w:hAnsi="Calibri" w:cs="Calibri"/>
-          <w:b/>
-          <w:bCs/>
-          <w:color w:val="000000" w:themeColor="text1"/>
-          <w:sz w:val="28"/>
-          <w:szCs w:val="28"/>
-          <w:lang w:val="en-US"/>
-        </w:rPr>
-      </w:pPr>
-      <w:r>
-        <w:rPr>
-          <w:b/>
-          <w:bCs/>
-          <w:color w:val="123A5F"/>
-          <w:sz w:val="28"/>
-          <w:szCs w:val="28"/>
-          <w:lang w:val="en-US"/>
-        </w:rPr>
-        <w:lastRenderedPageBreak/>
-        <w:t>Appendix 2</w:t>
-      </w:r>
-      <w:r>
-        <w:rPr>
-          <w:b/>
-          <w:bCs/>
-          <w:color w:val="123A5F"/>
-          <w:sz w:val="28"/>
-          <w:szCs w:val="28"/>
-          <w:lang w:val="en-US"/>
-        </w:rPr>
-        <w:t>3</w:t>
-      </w:r>
-      <w:r>
-        <w:rPr>
-          <w:b/>
-          <w:bCs/>
-          <w:color w:val="123A5F"/>
-          <w:sz w:val="28"/>
-          <w:szCs w:val="28"/>
-          <w:lang w:val="en-US"/>
-        </w:rPr>
-        <w:t xml:space="preserve">: Pressure redistribution efficacy of </w:t>
-      </w:r>
-      <w:proofErr w:type="gramStart"/>
-      <w:r>
-        <w:rPr>
-          <w:b/>
-          <w:bCs/>
-          <w:color w:val="123A5F"/>
-          <w:sz w:val="28"/>
-          <w:szCs w:val="28"/>
-          <w:lang w:val="en-US"/>
-        </w:rPr>
-        <w:t>CMFO  (</w:t>
-      </w:r>
-      <w:proofErr w:type="gramEnd"/>
-      <w:r>
-        <w:rPr>
-          <w:b/>
-          <w:bCs/>
-          <w:color w:val="123A5F"/>
-          <w:sz w:val="28"/>
-          <w:szCs w:val="28"/>
-          <w:lang w:val="en-US"/>
-        </w:rPr>
-        <w:t>visit 2)</w:t>
-      </w:r>
-    </w:p>
-    <w:p>
-      <w:pPr>
-        <w:rPr>
-          <w:rFonts w:ascii="Calibri" w:hAnsi="Calibri" w:cs="Calibri"/>
-          <w:color w:val="000000" w:themeColor="text1"/>
-          <w:sz w:val="18"/>
-          <w:szCs w:val="18"/>
-        </w:rPr>
-      </w:pPr>
-      <w:r>
-        <w:rPr>
-          <w:b/>
-          <w:bCs/>
-          <w:noProof/>
-          <w:color w:val="123A5F"/>
-          <w:sz w:val="24"/>
-          <w:szCs w:val="24"/>
-        </w:rPr>
-        <w:drawing>
-          <wp:anchor distT="0" distB="0" distL="114300" distR="114300" simplePos="0" relativeHeight="251661312" behindDoc="0" locked="0" layoutInCell="1" allowOverlap="1" wp14:anchorId="583CE566" wp14:editId="56C93420">
-            <wp:simplePos x="0" y="0"/>
-            <wp:positionH relativeFrom="margin">
-              <wp:posOffset>5204184</wp:posOffset>
-            </wp:positionH>
-            <wp:positionV relativeFrom="paragraph">
-              <wp:posOffset>2803</wp:posOffset>
-            </wp:positionV>
-            <wp:extent cx="857885" cy="2198370"/>
-            <wp:effectExtent l="0" t="0" r="0" b="0"/>
-            <wp:wrapSquare wrapText="bothSides"/>
-            <wp:docPr id="1807701699" name="Picture 4">
-              <a:extLst xmlns:a="http://schemas.openxmlformats.org/drawingml/2006/main">
-                <a:ext uri="{FF2B5EF4-FFF2-40B4-BE49-F238E27FC236}">
-                  <a16:creationId xmlns:a16="http://schemas.microsoft.com/office/drawing/2014/main" id="{B03E5D82-6232-2166-99CB-25DA6CAA6732}"/>
-                </a:ext>
-              </a:extLst>
-            </wp:docPr>
-            <wp:cNvGraphicFramePr>
-              <a:graphicFrameLocks xmlns:a="http://schemas.openxmlformats.org/drawingml/2006/main" noChangeAspect="1"/>
-            </wp:cNvGraphicFramePr>
-            <a:graphic xmlns:a="http://schemas.openxmlformats.org/drawingml/2006/main">
-              <a:graphicData uri="http://schemas.openxmlformats.org/drawingml/2006/picture">
-                <pic:pic xmlns:pic="http://schemas.openxmlformats.org/drawingml/2006/picture">
-                  <pic:nvPicPr>
-                    <pic:cNvPr id="5" name="Picture 4">
-                      <a:extLst>
-                        <a:ext uri="{FF2B5EF4-FFF2-40B4-BE49-F238E27FC236}">
-                          <a16:creationId xmlns:a16="http://schemas.microsoft.com/office/drawing/2014/main" id="{B03E5D82-6232-2166-99CB-25DA6CAA6732}"/>
-                        </a:ext>
-                      </a:extLst>
-                    </pic:cNvPr>
-                    <pic:cNvPicPr>
-                      <a:picLocks noChangeAspect="1"/>
-                    </pic:cNvPicPr>
-                  </pic:nvPicPr>
-                  <pic:blipFill>
-                    <a:blip r:embed="rId10">
-                      <a:extLst>
-                        <a:ext uri="{28A0092B-C50C-407E-A947-70E740481C1C}">
-                          <a14:useLocalDpi xmlns:a14="http://schemas.microsoft.com/office/drawing/2010/main" val="0"/>
-                        </a:ext>
-                      </a:extLst>
-                    </a:blip>
-                    <a:stretch>
-                      <a:fillRect/>
-                    </a:stretch>
-                  </pic:blipFill>
-                  <pic:spPr>
-                    <a:xfrm>
-                      <a:off x="0" y="0"/>
-                      <a:ext cx="857885" cy="2198370"/>
-                    </a:xfrm>
-                    <a:prstGeom prst="rect">
-                      <a:avLst/>
-                    </a:prstGeom>
-                  </pic:spPr>
-                </pic:pic>
-              </a:graphicData>
-            </a:graphic>
-            <wp14:sizeRelH relativeFrom="margin">
-              <wp14:pctWidth>0</wp14:pctWidth>
-            </wp14:sizeRelH>
-            <wp14:sizeRelV relativeFrom="margin">
-              <wp14:pctHeight>0</wp14:pctHeight>
-            </wp14:sizeRelV>
-          </wp:anchor>
-        </w:drawing>
-      </w:r>
-      <w:r>
-        <w:rPr>
-          <w:b/>
-          <w:bCs/>
-          <w:noProof/>
-          <w:color w:val="123A5F"/>
-          <w:sz w:val="24"/>
-          <w:szCs w:val="24"/>
-        </w:rPr>
-        <w:t xml:space="preserve">A2. </w:t>
-      </w:r>
-      <w:r>
-        <w:rPr>
-          <w:b/>
-          <w:bCs/>
-          <w:noProof/>
-          <w:color w:val="123A5F"/>
-          <w:sz w:val="24"/>
-          <w:szCs w:val="24"/>
-        </w:rPr>
-        <w:t>BINNENSCHOEISEL</w:t>
-      </w:r>
-    </w:p>
-    <w:p>
-      <w:pPr>
-        <w:rPr>
-          <w:rFonts w:ascii="Calibri" w:hAnsi="Calibri" w:cs="Calibri"/>
-        </w:rPr>
-      </w:pPr>
-      <w:proofErr w:type="spellStart"/>
-      <w:r>
-        <w:rPr>
-          <w:color w:val="24303B"/>
-        </w:rPr>
-        <w:t>Plantaire</w:t>
-      </w:r>
-      <w:proofErr w:type="spellEnd"/>
-      <w:r>
-        <w:rPr>
-          <w:color w:val="24303B"/>
-        </w:rPr>
-        <w:t xml:space="preserve"> drukmetingen dienen te worden uitgevoerd:</w:t>
-      </w:r>
-    </w:p>
-    <w:p>
-      <w:pPr>
-        <w:numPr>
-          <w:ilvl w:val="0"/>
-          <w:numId w:val="17"/>
-        </w:numPr>
-        <w:rPr>
-          <w:rFonts w:ascii="Calibri" w:hAnsi="Calibri" w:cs="Calibri"/>
-        </w:rPr>
-      </w:pPr>
-      <w:r>
-        <w:rPr>
-          <w:color w:val="24303B"/>
-        </w:rPr>
-        <w:t xml:space="preserve">Op blote voeten, waarbij sensoren rechtstreeks op de voet worden bevestigd met dubbelzijdige tape </w:t>
-      </w:r>
-    </w:p>
-    <w:p>
-      <w:pPr>
-        <w:numPr>
-          <w:ilvl w:val="0"/>
-          <w:numId w:val="17"/>
-        </w:numPr>
-        <w:rPr>
-          <w:rFonts w:ascii="Calibri" w:hAnsi="Calibri" w:cs="Calibri"/>
-        </w:rPr>
-      </w:pPr>
-      <w:r>
-        <w:rPr>
-          <w:color w:val="24303B"/>
-        </w:rPr>
-        <w:t xml:space="preserve">In het schoeisel zonder de diabetische CMFO </w:t>
-      </w:r>
-    </w:p>
-    <w:p>
-      <w:pPr>
-        <w:numPr>
-          <w:ilvl w:val="0"/>
-          <w:numId w:val="17"/>
-        </w:numPr>
-        <w:rPr>
-          <w:rFonts w:ascii="Calibri" w:hAnsi="Calibri" w:cs="Calibri"/>
-        </w:rPr>
-      </w:pPr>
-      <w:r>
-        <w:rPr>
-          <w:color w:val="24303B"/>
-        </w:rPr>
-        <w:t>In het schoeisel met de diabetische CMFO</w:t>
-      </w:r>
-    </w:p>
-    <w:p>
-      <w:pPr>
-        <w:rPr>
-          <w:rFonts w:ascii="Calibri" w:hAnsi="Calibri" w:cs="Calibri"/>
-          <w:b/>
-          <w:bCs/>
-          <w:color w:val="000000" w:themeColor="text1"/>
-          <w:sz w:val="28"/>
-          <w:szCs w:val="28"/>
-        </w:rPr>
-      </w:pPr>
-    </w:p>
-    <w:p>
-      <w:pPr>
-        <w:rPr>
-          <w:rFonts w:ascii="Calibri" w:hAnsi="Calibri" w:cs="Calibri"/>
-          <w:b/>
-          <w:bCs/>
-          <w:color w:val="000000" w:themeColor="text1"/>
-          <w:sz w:val="28"/>
-          <w:szCs w:val="28"/>
-        </w:rPr>
-      </w:pPr>
-      <w:r>
-        <w:rPr>
-          <w:b/>
-          <w:bCs/>
-          <w:color w:val="000000" w:themeColor="text1"/>
-          <w:sz w:val="28"/>
-          <w:szCs w:val="28"/>
-        </w:rPr>
-        <w:t xml:space="preserve">Voorgeschiedenis van voetzweren </w:t>
-      </w:r>
-      <w:r>
-        <w:rPr>
-          <w:i/>
-          <w:iCs/>
-          <w:color w:val="000000" w:themeColor="text1"/>
-          <w:sz w:val="28"/>
-          <w:szCs w:val="28"/>
-        </w:rPr>
-        <w:t>(zie Bijlage 6):</w:t>
-      </w:r>
-      <w:r>
-        <w:rPr>
-          <w:color w:val="000000" w:themeColor="text1"/>
-          <w:sz w:val="28"/>
-          <w:szCs w:val="28"/>
-        </w:rPr>
-        <w:t xml:space="preserve"> bezoek 0</w:t>
-      </w:r>
-    </w:p>
-    <w:p>
-      <w:pPr>
-        <w:rPr>
-          <w:rFonts w:ascii="Calibri" w:hAnsi="Calibri" w:cs="Calibri"/>
-        </w:rPr>
-      </w:pPr>
-      <w:r>
-        <w:rPr>
-          <w:color w:val="000000" w:themeColor="text1"/>
-        </w:rPr>
-        <w:t>Definieer de drie doelregio’s die ontlast moeten worden (op basis van voorgeschiedenis van voetzweer en één of twee andere regio’s met de hoogste piekdruk).</w:t>
-      </w:r>
-    </w:p>
-    <w:tbl>
-      <w:tblPr>
-        <w:tblStyle w:val="Tabelraster"/>
-        <w:tblW w:w="0" w:type="auto"/>
-        <w:tblLook w:val="04A0" w:firstRow="1" w:lastRow="0" w:firstColumn="1" w:lastColumn="0" w:noHBand="0" w:noVBand="1"/>
-      </w:tblPr>
-      <w:tblGrid>
-        <w:gridCol w:w="2972"/>
-        <w:gridCol w:w="3119"/>
-        <w:gridCol w:w="2925"/>
-      </w:tblGrid>
-      <w:tr>
-        <w:tc>
-          <w:tcPr>
-            <w:tcW w:w="2972" w:type="dxa"/>
-          </w:tcPr>
-          <w:p>
-            <w:pPr>
-              <w:jc w:val="center"/>
-              <w:rPr>
-                <w:rFonts w:ascii="Calibri" w:hAnsi="Calibri" w:cs="Calibri"/>
-                <w:b/>
-                <w:bCs/>
-              </w:rPr>
-            </w:pPr>
-            <w:r>
-              <w:rPr>
-                <w:b/>
-                <w:bCs/>
-                <w:color w:val="123A5F"/>
-              </w:rPr>
-              <w:t>Interessegebied met ulcus?</w:t>
-            </w:r>
-          </w:p>
-          <w:p>
-            <w:pPr>
-              <w:jc w:val="center"/>
-              <w:rPr>
-                <w:rFonts w:ascii="Calibri" w:hAnsi="Calibri" w:cs="Calibri"/>
-                <w:b/>
-                <w:bCs/>
-                <w:color w:val="000000" w:themeColor="text1"/>
-                <w:sz w:val="24"/>
-                <w:szCs w:val="24"/>
-              </w:rPr>
-            </w:pPr>
-          </w:p>
-        </w:tc>
-        <w:tc>
-          <w:tcPr>
-            <w:tcW w:w="3119" w:type="dxa"/>
-          </w:tcPr>
-          <w:p>
-            <w:pPr>
-              <w:jc w:val="center"/>
-              <w:rPr>
-                <w:rFonts w:ascii="Calibri" w:hAnsi="Calibri" w:cs="Calibri"/>
-                <w:b/>
-                <w:bCs/>
-                <w:color w:val="000000" w:themeColor="text1"/>
-                <w:sz w:val="24"/>
-                <w:szCs w:val="24"/>
-              </w:rPr>
-            </w:pPr>
-            <w:r>
-              <w:rPr>
-                <w:b/>
-                <w:bCs/>
-                <w:color w:val="123A5F"/>
-                <w:sz w:val="24"/>
-                <w:szCs w:val="24"/>
-              </w:rPr>
-              <w:t>Links</w:t>
-            </w:r>
-          </w:p>
-          <w:p>
-            <w:pPr>
-              <w:jc w:val="center"/>
-              <w:rPr>
-                <w:rFonts w:ascii="Calibri" w:hAnsi="Calibri" w:cs="Calibri"/>
-                <w:color w:val="000000" w:themeColor="text1"/>
-                <w:sz w:val="24"/>
-                <w:szCs w:val="24"/>
-              </w:rPr>
-            </w:pPr>
-            <w:r>
-              <w:rPr>
-                <w:color w:val="000000" w:themeColor="text1"/>
-                <w:sz w:val="24"/>
-                <w:szCs w:val="24"/>
-              </w:rPr>
-              <w:t>Locatie + piekdruk</w:t>
-            </w:r>
-          </w:p>
-        </w:tc>
-        <w:tc>
-          <w:tcPr>
-            <w:tcW w:w="2925" w:type="dxa"/>
-          </w:tcPr>
-          <w:p>
-            <w:pPr>
-              <w:jc w:val="center"/>
-              <w:rPr>
-                <w:rFonts w:ascii="Calibri" w:hAnsi="Calibri" w:cs="Calibri"/>
-                <w:b/>
-                <w:bCs/>
-                <w:color w:val="000000" w:themeColor="text1"/>
-                <w:sz w:val="24"/>
-                <w:szCs w:val="24"/>
-              </w:rPr>
-            </w:pPr>
-            <w:r>
-              <w:rPr>
-                <w:b/>
-                <w:bCs/>
-                <w:color w:val="123A5F"/>
-                <w:sz w:val="24"/>
-                <w:szCs w:val="24"/>
-              </w:rPr>
-              <w:t>Rechts</w:t>
-            </w:r>
-          </w:p>
-          <w:p>
-            <w:pPr>
-              <w:jc w:val="center"/>
-              <w:rPr>
-                <w:rFonts w:ascii="Calibri" w:hAnsi="Calibri" w:cs="Calibri"/>
-                <w:color w:val="000000" w:themeColor="text1"/>
-                <w:sz w:val="24"/>
-                <w:szCs w:val="24"/>
-              </w:rPr>
-            </w:pPr>
-            <w:r>
-              <w:rPr>
-                <w:color w:val="000000" w:themeColor="text1"/>
-                <w:sz w:val="24"/>
-                <w:szCs w:val="24"/>
-              </w:rPr>
-              <w:t>Locatie + piekdruk</w:t>
-            </w:r>
-          </w:p>
-        </w:tc>
-      </w:tr>
-      <w:tr>
-        <w:tc>
-          <w:tcPr>
-            <w:tcW w:w="2972" w:type="dxa"/>
-          </w:tcPr>
-          <w:p>
-            <w:pPr>
-              <w:rPr>
-                <w:rFonts w:ascii="Calibri" w:hAnsi="Calibri" w:cs="Calibri"/>
-                <w:b/>
-                <w:bCs/>
-                <w:color w:val="000000" w:themeColor="text1"/>
-              </w:rPr>
-            </w:pPr>
-          </w:p>
-          <w:p>
-            <w:pPr>
-              <w:jc w:val="center"/>
-              <w:rPr>
-                <w:rFonts w:ascii="Calibri" w:hAnsi="Calibri" w:cs="Calibri"/>
-                <w:b/>
-                <w:bCs/>
-                <w:color w:val="000000" w:themeColor="text1"/>
-              </w:rPr>
-            </w:pPr>
-            <w:r>
-              <w:rPr>
-                <w:b/>
-                <w:bCs/>
-                <w:color w:val="123A5F"/>
-              </w:rPr>
-              <w:t>Voorgeschiedenis van voetzweer: ja/nee</w:t>
-            </w:r>
-          </w:p>
-        </w:tc>
-        <w:tc>
-          <w:tcPr>
-            <w:tcW w:w="3119" w:type="dxa"/>
-          </w:tcPr>
-          <w:p>
-            <w:pPr>
-              <w:rPr>
-                <w:rFonts w:ascii="Calibri" w:hAnsi="Calibri" w:cs="Calibri"/>
-                <w:b/>
-                <w:bCs/>
-                <w:color w:val="000000" w:themeColor="text1"/>
-                <w:sz w:val="24"/>
-                <w:szCs w:val="24"/>
-              </w:rPr>
-            </w:pPr>
-          </w:p>
-          <w:p>
-            <w:pPr>
-              <w:rPr>
-                <w:rFonts w:ascii="Calibri" w:hAnsi="Calibri" w:cs="Calibri"/>
-                <w:b/>
-                <w:bCs/>
-                <w:color w:val="000000" w:themeColor="text1"/>
-                <w:sz w:val="24"/>
-                <w:szCs w:val="24"/>
-              </w:rPr>
-            </w:pPr>
-          </w:p>
-        </w:tc>
-        <w:tc>
-          <w:tcPr>
-            <w:tcW w:w="2925" w:type="dxa"/>
-          </w:tcPr>
-          <w:p>
-            <w:pPr>
-              <w:rPr>
-                <w:rFonts w:ascii="Calibri" w:hAnsi="Calibri" w:cs="Calibri"/>
-                <w:b/>
-                <w:bCs/>
-                <w:color w:val="000000" w:themeColor="text1"/>
-                <w:sz w:val="24"/>
-                <w:szCs w:val="24"/>
-              </w:rPr>
-            </w:pPr>
-          </w:p>
-        </w:tc>
-      </w:tr>
-      <w:tr>
-        <w:tc>
-          <w:tcPr>
-            <w:tcW w:w="2972" w:type="dxa"/>
-          </w:tcPr>
-          <w:p>
-            <w:pPr>
-              <w:jc w:val="center"/>
-              <w:rPr>
-                <w:rFonts w:ascii="Calibri" w:hAnsi="Calibri" w:cs="Calibri"/>
-                <w:b/>
-                <w:bCs/>
-                <w:color w:val="000000" w:themeColor="text1"/>
-              </w:rPr>
-            </w:pPr>
-          </w:p>
-          <w:p>
-            <w:pPr>
-              <w:jc w:val="center"/>
-              <w:rPr>
-                <w:rFonts w:ascii="Calibri" w:hAnsi="Calibri" w:cs="Calibri"/>
-                <w:b/>
-                <w:bCs/>
-                <w:color w:val="000000" w:themeColor="text1"/>
-              </w:rPr>
-            </w:pPr>
-            <w:r>
-              <w:rPr>
-                <w:b/>
-                <w:bCs/>
-                <w:color w:val="123A5F"/>
-              </w:rPr>
-              <w:t>Voorgeschiedenis van voetzweer: ja/nee</w:t>
-            </w:r>
-          </w:p>
-        </w:tc>
-        <w:tc>
-          <w:tcPr>
-            <w:tcW w:w="3119" w:type="dxa"/>
-          </w:tcPr>
-          <w:p>
-            <w:pPr>
-              <w:rPr>
-                <w:rFonts w:ascii="Calibri" w:hAnsi="Calibri" w:cs="Calibri"/>
-                <w:b/>
-                <w:bCs/>
-                <w:color w:val="000000" w:themeColor="text1"/>
-                <w:sz w:val="24"/>
-                <w:szCs w:val="24"/>
-              </w:rPr>
-            </w:pPr>
-          </w:p>
-        </w:tc>
-        <w:tc>
-          <w:tcPr>
-            <w:tcW w:w="2925" w:type="dxa"/>
-          </w:tcPr>
-          <w:p>
-            <w:pPr>
-              <w:rPr>
-                <w:rFonts w:ascii="Calibri" w:hAnsi="Calibri" w:cs="Calibri"/>
-                <w:b/>
-                <w:bCs/>
-                <w:color w:val="000000" w:themeColor="text1"/>
-                <w:sz w:val="24"/>
-                <w:szCs w:val="24"/>
-              </w:rPr>
-            </w:pPr>
-          </w:p>
-        </w:tc>
-      </w:tr>
-      <w:tr>
-        <w:tc>
-          <w:tcPr>
-            <w:tcW w:w="2972" w:type="dxa"/>
-          </w:tcPr>
-          <w:p>
-            <w:pPr>
-              <w:jc w:val="center"/>
-              <w:rPr>
-                <w:rFonts w:ascii="Calibri" w:hAnsi="Calibri" w:cs="Calibri"/>
-                <w:b/>
-                <w:bCs/>
-                <w:color w:val="000000" w:themeColor="text1"/>
-              </w:rPr>
-            </w:pPr>
-          </w:p>
-          <w:p>
-            <w:pPr>
-              <w:jc w:val="center"/>
-              <w:rPr>
-                <w:rFonts w:ascii="Calibri" w:hAnsi="Calibri" w:cs="Calibri"/>
-                <w:b/>
-                <w:bCs/>
-                <w:color w:val="000000" w:themeColor="text1"/>
-              </w:rPr>
-            </w:pPr>
-            <w:r>
-              <w:rPr>
-                <w:b/>
-                <w:bCs/>
-                <w:color w:val="123A5F"/>
-              </w:rPr>
-              <w:t>Voorgeschiedenis van voetzweer: ja/nee</w:t>
-            </w:r>
-          </w:p>
-        </w:tc>
-        <w:tc>
-          <w:tcPr>
-            <w:tcW w:w="3119" w:type="dxa"/>
-          </w:tcPr>
-          <w:p>
-            <w:pPr>
-              <w:rPr>
-                <w:rFonts w:ascii="Calibri" w:hAnsi="Calibri" w:cs="Calibri"/>
-                <w:b/>
-                <w:bCs/>
-                <w:color w:val="000000" w:themeColor="text1"/>
-                <w:sz w:val="24"/>
-                <w:szCs w:val="24"/>
-              </w:rPr>
-            </w:pPr>
-          </w:p>
-        </w:tc>
-        <w:tc>
-          <w:tcPr>
-            <w:tcW w:w="2925" w:type="dxa"/>
-          </w:tcPr>
-          <w:p>
-            <w:pPr>
-              <w:rPr>
-                <w:rFonts w:ascii="Calibri" w:hAnsi="Calibri" w:cs="Calibri"/>
-                <w:b/>
-                <w:bCs/>
-                <w:color w:val="000000" w:themeColor="text1"/>
-                <w:sz w:val="24"/>
-                <w:szCs w:val="24"/>
-              </w:rPr>
-            </w:pPr>
-          </w:p>
-        </w:tc>
-      </w:tr>
-    </w:tbl>
-    <w:p>
-      <w:pPr>
-        <w:rPr>
-          <w:rFonts w:ascii="Calibri" w:hAnsi="Calibri" w:cs="Calibri"/>
-          <w:b/>
-          <w:bCs/>
-          <w:color w:val="EE0000"/>
-          <w:sz w:val="28"/>
-          <w:szCs w:val="28"/>
-        </w:rPr>
-      </w:pPr>
-    </w:p>
-    <w:p>
-      <w:pPr>
-        <w:rPr>
-          <w:rFonts w:ascii="Calibri" w:hAnsi="Calibri" w:cs="Calibri"/>
         </w:rPr>
       </w:pPr>
       <w:r>
@@ -3649,7 +1531,7 @@
           <w:bCs/>
           <w:color w:val="123A5F"/>
         </w:rPr>
-        <w:t>Tabel 3A. In het schoeisel met de diabetische CMFO</w:t>
+        <w:t>Tabel 3. In het schoeisel met de diabetische CMFO</w:t>
       </w:r>
     </w:p>
     <w:tbl>

--- a/(e)CRF/Per visite/V2 - Aanmeting voetorthese/Metingen en klinische registratie/24_Meting drukherverdeling voetorthese.docx
+++ b/(e)CRF/Per visite/V2 - Aanmeting voetorthese/Metingen en klinische registratie/24_Meting drukherverdeling voetorthese.docx
@@ -1517,6 +1517,22 @@
           <w:bCs/>
         </w:rPr>
       </w:pPr>
+    </w:p>
+    <w:p>
+      <w:pPr>
+        <w:spacing w:after="120" w:line="360" w:lineRule="auto"/>
+        <w:rPr>
+          <w:rFonts w:ascii="Calibri" w:hAnsi="Calibri" w:cs="Calibri"/>
+        </w:rPr>
+      </w:pPr>
+      <w:r>
+        <w:rPr>
+          <w:b/>
+          <w:bCs/>
+          <w:color w:val="123A5F"/>
+        </w:rPr>
+        <w:t>Ontlastingsdoel per doelregio: piekdruk onder 200 kPa, óf minstens 25% lager dan de meting zónder de CMFO in dezelfde sessie. Eén van beide volstaat. Is het doel niet gehaald, pas de CMFO aan en meet opnieuw; noteer die metingen in de kolommen extra ontlastingstest 1 en 2.</w:t>
+      </w:r>
     </w:p>
     <w:p>
       <w:pPr>

--- a/(e)CRF/Per visite/V2 - Aanmeting voetorthese/Metingen en klinische registratie/24_Meting drukherverdeling voetorthese.docx
+++ b/(e)CRF/Per visite/V2 - Aanmeting voetorthese/Metingen en klinische registratie/24_Meting drukherverdeling voetorthese.docx
@@ -2186,6 +2186,104 @@
           <w:color w:val="24303B"/>
         </w:rPr>
         <w:t>Uitgevoerde aanpassingen aan de diabetische CMFO</w:t>
+      </w:r>
+    </w:p>
+    <w:p>
+      <w:pPr>
+        <w:pStyle w:val="Lijstalinea"/>
+        <w:spacing w:after="120" w:line="360" w:lineRule="auto"/>
+        <w:ind w:left="1077"/>
+        <w:jc w:val="center"/>
+        <w:rPr>
+          <w:b/>
+          <w:bCs/>
+          <w:color w:val="123A5F"/>
+          <w:sz w:val="28"/>
+          <w:szCs w:val="28"/>
+          <w:lang w:val="en-US"/>
+        </w:rPr>
+      </w:pPr>
+      <w:r>
+        <w:rPr>
+          <w:b w:val="0"/>
+          <w:bCs/>
+          <w:color w:val="123A5F"/>
+          <w:sz w:val="28"/>
+          <w:szCs w:val="28"/>
+          <w:lang w:val="en-US"/>
+        </w:rPr>
+        <w:t>Identiek duplicaatpaar aangemaakt:   ☐ Ja    ☐ Nee</w:t>
+      </w:r>
+      <w:proofErr w:type="gramStart"/>
+      <w:r>
+        <w:rPr>
+          <w:b/>
+          <w:bCs/>
+          <w:color w:val="123A5F"/>
+          <w:sz w:val="28"/>
+          <w:szCs w:val="28"/>
+          <w:lang w:val="en-US"/>
+        </w:rPr>
+      </w:r>
+      <w:proofErr w:type="gramEnd"/>
+      <w:r>
+        <w:rPr>
+          <w:b/>
+          <w:bCs/>
+          <w:color w:val="123A5F"/>
+          <w:sz w:val="28"/>
+          <w:szCs w:val="28"/>
+          <w:lang w:val="en-US"/>
+        </w:rPr>
+      </w:r>
+    </w:p>
+    <w:p>
+      <w:pPr>
+        <w:pStyle w:val="Lijstalinea"/>
+        <w:spacing w:after="120" w:line="360" w:lineRule="auto"/>
+        <w:ind w:left="1077"/>
+        <w:jc w:val="center"/>
+        <w:rPr>
+          <w:b/>
+          <w:bCs/>
+          <w:color w:val="123A5F"/>
+          <w:sz w:val="28"/>
+          <w:szCs w:val="28"/>
+          <w:lang w:val="en-US"/>
+        </w:rPr>
+      </w:pPr>
+      <w:r>
+        <w:rPr>
+          <w:b w:val="0"/>
+          <w:bCs/>
+          <w:color w:val="123A5F"/>
+          <w:sz w:val="28"/>
+          <w:szCs w:val="28"/>
+          <w:lang w:val="en-US"/>
+        </w:rPr>
+        <w:t>Zodra de drukdoelen op alle drie de doelregio’s gehaald zijn, maakt de pedorthist een tweede, identiek paar. Vanaf maand 3 worden beide paren per kwartaal beoordeeld en om beurt onderhouden; de deelnemer wisselt niet dagelijks.</w:t>
+      </w:r>
+      <w:proofErr w:type="gramStart"/>
+      <w:r>
+        <w:rPr>
+          <w:b/>
+          <w:bCs/>
+          <w:color w:val="123A5F"/>
+          <w:sz w:val="28"/>
+          <w:szCs w:val="28"/>
+          <w:lang w:val="en-US"/>
+        </w:rPr>
+      </w:r>
+      <w:proofErr w:type="gramEnd"/>
+      <w:r>
+        <w:rPr>
+          <w:b/>
+          <w:bCs/>
+          <w:color w:val="123A5F"/>
+          <w:sz w:val="28"/>
+          <w:szCs w:val="28"/>
+          <w:lang w:val="en-US"/>
+        </w:rPr>
       </w:r>
     </w:p>
     <w:tbl>

--- a/(e)CRF/Per visite/V2 - Aanmeting voetorthese/Metingen en klinische registratie/24_Meting drukherverdeling voetorthese.docx
+++ b/(e)CRF/Per visite/V2 - Aanmeting voetorthese/Metingen en klinische registratie/24_Meting drukherverdeling voetorthese.docx
@@ -1531,7 +1531,7 @@
           <w:bCs/>
           <w:color w:val="123A5F"/>
         </w:rPr>
-        <w:t>Ontlastingsdoel per doelregio: piekdruk onder 200 kPa, óf minstens 25% lager dan de meting zónder de CMFO in dezelfde sessie. Eén van beide volstaat. Is het doel niet gehaald, pas de CMFO aan en meet opnieuw; noteer die metingen in de kolommen extra ontlastingstest 1 en 2.</w:t>
+        <w:t>Ontlastingsdoel per doelregio: piekdruk onder 200 kPa, óf minstens 25% lager dan de baselinemeting zónder de CMFO bij de aflevering op visite 2. Die baseline blijft ook op maand 6, 12 en 18 de referentie. Eén van beide volstaat. Is het doel niet gehaald, pas de CMFO aan en meet opnieuw; noteer die metingen in de kolommen extra ontlastingstest 1 en 2.</w:t>
       </w:r>
     </w:p>
     <w:p>

--- a/(e)CRF/Per visite/V2 - Aanmeting voetorthese/Metingen en klinische registratie/24_Meting drukherverdeling voetorthese.docx
+++ b/(e)CRF/Per visite/V2 - Aanmeting voetorthese/Metingen en klinische registratie/24_Meting drukherverdeling voetorthese.docx
@@ -228,6 +228,29 @@
           <w:color w:val="24303B"/>
         </w:rPr>
         <w:tab/>
+      </w:r>
+    </w:p>
+    <w:p>
+      <w:pPr>
+        <w:numPr>
+          <w:ilvl w:val="0"/>
+          <w:numId w:val="18"/>
+        </w:numPr>
+        <w:tabs>
+          <w:tab w:val="left" w:leader="underscore" w:pos="8505"/>
+        </w:tabs>
+        <w:spacing w:line="360" w:lineRule="auto"/>
+        <w:rPr>
+          <w:rFonts w:ascii="Calibri" w:hAnsi="Calibri" w:cs="Calibri"/>
+        </w:rPr>
+      </w:pPr>
+      <w:r>
+        <w:rPr>
+          <w:b w:val="0"/>
+          <w:i/>
+          <w:color w:val="24303B"/>
+        </w:rPr>
+        <w:t>In te vullen op visite 2 en opnieuw op maand 6, 12 en 18. De meting gebeurt in béíde armen. In de Optimal Care-arm worden de resultaten met de deelnemer en de pedorthist besproken en wordt de voetorthese erop bijgestuurd; in de Usual Care-arm gebeurt de meting geblindeerd — ze wordt niet getoond, niet besproken en stuurt de zorg niet bij.</w:t>
       </w:r>
     </w:p>
     <w:p>

--- a/(e)CRF/Per visite/V2 - Aanmeting voetorthese/Metingen en klinische registratie/24_Meting drukherverdeling voetorthese.docx
+++ b/(e)CRF/Per visite/V2 - Aanmeting voetorthese/Metingen en klinische registratie/24_Meting drukherverdeling voetorthese.docx
@@ -499,7 +499,7 @@
         <w:rPr>
           <w:color w:val="000000" w:themeColor="text1"/>
         </w:rPr>
-        <w:t>Definieer de drie doelregio’s die ontlast moeten worden (op basis van voorgeschiedenis van voetzweer en één of twee andere regio’s met de hoogste piekdruk).</w:t>
+        <w:t>Definieer per voet de drie doelregio’s die ontlast moeten worden: de regio van de vorige voetzweer en de twee regio’s in voorvoet of middenvoet met de hoogste piekdruk boven 200 kPa. De hiel telt alleen mee als daar de vorige voetzweer zat.</w:t>
       </w:r>
     </w:p>
     <w:tbl>
@@ -2284,7 +2284,7 @@
           <w:szCs w:val="28"/>
           <w:lang w:val="en-US"/>
         </w:rPr>
-        <w:t>Zodra de drukdoelen op alle drie de doelregio’s gehaald zijn, maakt de pedorthist een tweede, identiek paar. Vanaf maand 3 worden beide paren per kwartaal beoordeeld en om beurt onderhouden; de deelnemer wisselt niet dagelijks.</w:t>
+        <w:t>Zodra de drukdoelen op alle doelregio’s van beide voeten gehaald zijn, maakt de pedorthist een tweede, identiek paar. Vanaf maand 3 worden beide paren per kwartaal beoordeeld en om beurt onderhouden; de deelnemer wisselt niet dagelijks.</w:t>
       </w:r>
       <w:proofErr w:type="gramStart"/>
       <w:r>

--- a/(e)CRF/Per visite/V2 - Aanmeting voetorthese/Metingen en klinische registratie/24_Meting drukherverdeling voetorthese.docx
+++ b/(e)CRF/Per visite/V2 - Aanmeting voetorthese/Metingen en klinische registratie/24_Meting drukherverdeling voetorthese.docx
@@ -499,7 +499,7 @@
         <w:rPr>
           <w:color w:val="000000" w:themeColor="text1"/>
         </w:rPr>
-        <w:t>Definieer per voet de drie doelregio’s die ontlast moeten worden: de regio van de vorige voetzweer en de twee regio’s in voorvoet of middenvoet met de hoogste piekdruk boven 200 kPa. De hiel telt alleen mee als daar de vorige voetzweer zat.</w:t>
+        <w:t>Definieer per voet de doelregio’s die ontlast moeten worden, hoogstens drie: de regio van de vorige voetzweer en de twee regio’s in voorvoet of middenvoet met de hoogste piekdruk boven 200 kPa; liggen er minder regio’s boven 200 kPa, dan duidt u er minder aan. De hiel telt alleen mee als daar de vorige voetzweer zat.</w:t>
       </w:r>
     </w:p>
     <w:tbl>

--- a/(e)CRF/Per visite/V2 - Aanmeting voetorthese/Metingen en klinische registratie/24_Meting drukherverdeling voetorthese.docx
+++ b/(e)CRF/Per visite/V2 - Aanmeting voetorthese/Metingen en klinische registratie/24_Meting drukherverdeling voetorthese.docx
@@ -26,7 +26,7 @@
           <w:szCs w:val="28"/>
           <w:lang w:val="en-US"/>
         </w:rPr>
-        <w:t>Appendix 24: Pressure redistribution efficacy of CMFO  (visit 2, and months 6, 12 and 18)</w:t>
+        <w:t>Appendix 24: Pressure redistribution efficacy of CMFO  (Optimal Care: visit 2 and months 6, 12 and 18; Usual Care: month 6)</w:t>
       </w:r>
       <w:proofErr w:type="gramStart"/>
       <w:r>
@@ -250,7 +250,7 @@
           <w:i/>
           <w:color w:val="24303B"/>
         </w:rPr>
-        <w:t>In te vullen op visite 2 en opnieuw op maand 6, 12 en 18. De meting gebeurt in béíde armen. In de Optimal Care-arm worden de resultaten met de deelnemer en de pedorthist besproken en wordt de voetorthese erop bijgestuurd; in de Usual Care-arm gebeurt de meting geblindeerd — ze wordt niet getoond, niet besproken en stuurt de zorg niet bij.</w:t>
+        <w:t>Optimal Care: in te vullen op visite 2 en opnieuw op maand 6, 12 en 18; de resultaten worden met de deelnemer en de pedorthist besproken en de voetorthese wordt erop bijgestuurd. Usual Care: alleen op maand 6, geblindeerd — tweede palet met Pressure Cut Off 50 kPa en de waarden uit; de meting wordt niet getoond, niet besproken en stuurt de zorg niet bij, en de doelregio’s komen van de baselinemeting (eCRF 09). Elke meting is in-shoe, eerst zónder en dan mét de CMFO.</w:t>
       </w:r>
     </w:p>
     <w:p>
@@ -1554,7 +1554,7 @@
           <w:bCs/>
           <w:color w:val="123A5F"/>
         </w:rPr>
-        <w:t>Ontlastingsdoel per doelregio: piekdruk onder 200 kPa, óf minstens 25% lager dan de baselinemeting zónder de CMFO bij de aflevering op visite 2. Die baseline blijft ook op maand 6, 12 en 18 de referentie. Eén van beide volstaat. Is het doel niet gehaald, pas de CMFO aan en meet opnieuw; noteer die metingen in de kolommen extra ontlastingstest 1 en 2.</w:t>
+        <w:t>Ontlastingsdoel per doelregio (Optimal Care): piekdruk onder 200 kPa, óf minstens 25% lager dan zónder de CMFO in dezelfde sessie (tabel 2). Eén van beide volstaat. Is het doel niet gehaald, pas de CMFO aan en meet opnieuw mét de CMFO, tot drie aanpassingen; noteer die metingen in de kolommen extra ontlastingstest 1 tot 3.</w:t>
       </w:r>
     </w:p>
     <w:p>
@@ -1581,10 +1581,11 @@
       </w:tblPr>
       <w:tblGrid>
         <w:gridCol w:w="964"/>
-        <w:gridCol w:w="1892"/>
-        <w:gridCol w:w="2139"/>
-        <w:gridCol w:w="2147"/>
-        <w:gridCol w:w="2147"/>
+        <w:gridCol w:w="1644"/>
+        <w:gridCol w:w="1608"/>
+        <w:gridCol w:w="1608"/>
+        <w:gridCol w:w="1608"/>
+        <w:gridCol w:w="1608"/>
       </w:tblGrid>
       <w:tr>
         <w:trPr>
@@ -1620,8 +1621,8 @@
         </w:tc>
         <w:tc>
           <w:tcPr>
-            <w:tcW w:w="6433" w:type="dxa"/>
-            <w:gridSpan w:val="3"/>
+            <w:tcW w:w="6432" w:type="dxa"/>
+            <w:gridSpan w:val="4"/>
             <w:hideMark/>
           </w:tcPr>
           <w:p>
@@ -1704,7 +1705,7 @@
         </w:tc>
         <w:tc>
           <w:tcPr>
-            <w:tcW w:w="2139" w:type="dxa"/>
+            <w:tcW w:w="1608" w:type="dxa"/>
             <w:noWrap/>
             <w:hideMark/>
           </w:tcPr>
@@ -1725,7 +1726,7 @@
         </w:tc>
         <w:tc>
           <w:tcPr>
-            <w:tcW w:w="2147" w:type="dxa"/>
+            <w:tcW w:w="1608" w:type="dxa"/>
             <w:noWrap/>
             <w:hideMark/>
           </w:tcPr>
@@ -1746,7 +1747,7 @@
         </w:tc>
         <w:tc>
           <w:tcPr>
-            <w:tcW w:w="2147" w:type="dxa"/>
+            <w:tcW w:w="1608" w:type="dxa"/>
             <w:noWrap/>
             <w:hideMark/>
           </w:tcPr>
@@ -1762,6 +1763,27 @@
                 <w:color w:val="24303B"/>
               </w:rPr>
               <w:t>Extra ontlastingstest 2</w:t>
+            </w:r>
+          </w:p>
+        </w:tc>
+        <w:tc>
+          <w:tcPr>
+            <w:tcW w:w="1608" w:type="dxa"/>
+            <w:noWrap/>
+            <w:hideMark/>
+          </w:tcPr>
+          <w:p>
+            <w:pPr>
+              <w:jc w:val="center"/>
+              <w:rPr>
+                <w:rFonts w:ascii="Calibri" w:hAnsi="Calibri" w:cs="Calibri"/>
+              </w:rPr>
+            </w:pPr>
+            <w:r>
+              <w:rPr>
+                <w:color w:val="24303B"/>
+              </w:rPr>
+              <w:t>Extra ontlastingstest 3</w:t>
             </w:r>
           </w:p>
         </w:tc>
@@ -1816,7 +1838,7 @@
         </w:tc>
         <w:tc>
           <w:tcPr>
-            <w:tcW w:w="2139" w:type="dxa"/>
+            <w:tcW w:w="1608" w:type="dxa"/>
             <w:noWrap/>
             <w:hideMark/>
           </w:tcPr>
@@ -1836,7 +1858,7 @@
         </w:tc>
         <w:tc>
           <w:tcPr>
-            <w:tcW w:w="2147" w:type="dxa"/>
+            <w:tcW w:w="1608" w:type="dxa"/>
             <w:noWrap/>
             <w:hideMark/>
           </w:tcPr>
@@ -1856,7 +1878,27 @@
         </w:tc>
         <w:tc>
           <w:tcPr>
-            <w:tcW w:w="2147" w:type="dxa"/>
+            <w:tcW w:w="1608" w:type="dxa"/>
+            <w:noWrap/>
+            <w:hideMark/>
+          </w:tcPr>
+          <w:p>
+            <w:pPr>
+              <w:rPr>
+                <w:rFonts w:ascii="Calibri" w:hAnsi="Calibri" w:cs="Calibri"/>
+              </w:rPr>
+            </w:pPr>
+            <w:r>
+              <w:rPr>
+                <w:color w:val="24303B"/>
+              </w:rPr>
+              <w:t>Piekdruk (kPa)</w:t>
+            </w:r>
+          </w:p>
+        </w:tc>
+        <w:tc>
+          <w:tcPr>
+            <w:tcW w:w="1608" w:type="dxa"/>
             <w:noWrap/>
             <w:hideMark/>
           </w:tcPr>
@@ -1921,7 +1963,7 @@
         </w:tc>
         <w:tc>
           <w:tcPr>
-            <w:tcW w:w="2139" w:type="dxa"/>
+            <w:tcW w:w="1608" w:type="dxa"/>
             <w:noWrap/>
             <w:hideMark/>
           </w:tcPr>
@@ -1941,7 +1983,7 @@
         </w:tc>
         <w:tc>
           <w:tcPr>
-            <w:tcW w:w="2147" w:type="dxa"/>
+            <w:tcW w:w="1608" w:type="dxa"/>
             <w:noWrap/>
             <w:hideMark/>
           </w:tcPr>
@@ -1961,7 +2003,27 @@
         </w:tc>
         <w:tc>
           <w:tcPr>
-            <w:tcW w:w="2147" w:type="dxa"/>
+            <w:tcW w:w="1608" w:type="dxa"/>
+            <w:noWrap/>
+            <w:hideMark/>
+          </w:tcPr>
+          <w:p>
+            <w:pPr>
+              <w:rPr>
+                <w:rFonts w:ascii="Calibri" w:hAnsi="Calibri" w:cs="Calibri"/>
+              </w:rPr>
+            </w:pPr>
+            <w:r>
+              <w:rPr>
+                <w:color w:val="24303B"/>
+              </w:rPr>
+              <w:t> </w:t>
+            </w:r>
+          </w:p>
+        </w:tc>
+        <w:tc>
+          <w:tcPr>
+            <w:tcW w:w="1608" w:type="dxa"/>
             <w:noWrap/>
             <w:hideMark/>
           </w:tcPr>
@@ -2026,7 +2088,7 @@
         </w:tc>
         <w:tc>
           <w:tcPr>
-            <w:tcW w:w="2139" w:type="dxa"/>
+            <w:tcW w:w="1608" w:type="dxa"/>
             <w:noWrap/>
             <w:hideMark/>
           </w:tcPr>
@@ -2046,7 +2108,7 @@
         </w:tc>
         <w:tc>
           <w:tcPr>
-            <w:tcW w:w="2147" w:type="dxa"/>
+            <w:tcW w:w="1608" w:type="dxa"/>
             <w:noWrap/>
             <w:hideMark/>
           </w:tcPr>
@@ -2066,7 +2128,27 @@
         </w:tc>
         <w:tc>
           <w:tcPr>
-            <w:tcW w:w="2147" w:type="dxa"/>
+            <w:tcW w:w="1608" w:type="dxa"/>
+            <w:noWrap/>
+            <w:hideMark/>
+          </w:tcPr>
+          <w:p>
+            <w:pPr>
+              <w:rPr>
+                <w:rFonts w:ascii="Calibri" w:hAnsi="Calibri" w:cs="Calibri"/>
+              </w:rPr>
+            </w:pPr>
+            <w:r>
+              <w:rPr>
+                <w:color w:val="24303B"/>
+              </w:rPr>
+              <w:t> </w:t>
+            </w:r>
+          </w:p>
+        </w:tc>
+        <w:tc>
+          <w:tcPr>
+            <w:tcW w:w="1608" w:type="dxa"/>
             <w:noWrap/>
             <w:hideMark/>
           </w:tcPr>
@@ -2131,7 +2213,7 @@
         </w:tc>
         <w:tc>
           <w:tcPr>
-            <w:tcW w:w="2139" w:type="dxa"/>
+            <w:tcW w:w="1608" w:type="dxa"/>
             <w:noWrap/>
             <w:hideMark/>
           </w:tcPr>
@@ -2151,7 +2233,7 @@
         </w:tc>
         <w:tc>
           <w:tcPr>
-            <w:tcW w:w="2147" w:type="dxa"/>
+            <w:tcW w:w="1608" w:type="dxa"/>
             <w:noWrap/>
             <w:hideMark/>
           </w:tcPr>
@@ -2171,7 +2253,27 @@
         </w:tc>
         <w:tc>
           <w:tcPr>
-            <w:tcW w:w="2147" w:type="dxa"/>
+            <w:tcW w:w="1608" w:type="dxa"/>
+            <w:noWrap/>
+            <w:hideMark/>
+          </w:tcPr>
+          <w:p>
+            <w:pPr>
+              <w:rPr>
+                <w:rFonts w:ascii="Calibri" w:hAnsi="Calibri" w:cs="Calibri"/>
+              </w:rPr>
+            </w:pPr>
+            <w:r>
+              <w:rPr>
+                <w:color w:val="24303B"/>
+              </w:rPr>
+              <w:t> </w:t>
+            </w:r>
+          </w:p>
+        </w:tc>
+        <w:tc>
+          <w:tcPr>
+            <w:tcW w:w="1608" w:type="dxa"/>
             <w:noWrap/>
             <w:hideMark/>
           </w:tcPr>
